--- a/docs/Bloodstone-QUASAR-51-Percent-Defense-White-Paper.docx
+++ b/docs/Bloodstone-QUASAR-51-Percent-Defense-White-Paper.docx
@@ -1737,7 +1737,7 @@
       <w:pPr>
         <w:spacing w:after="120"/>
       </w:pPr>
-      <w:hyperlink w:history="1" r:id="rId_uk3h-bfanweto6cgl2eu">
+      <w:hyperlink w:history="1" r:id="rIdq3pao_vmgpqz1_4drkvln">
         <w:r>
           <w:rPr>
             <w:rStyle w:val="Hyperlink"/>
@@ -1750,7 +1750,7 @@
       <w:pPr>
         <w:spacing w:after="120"/>
       </w:pPr>
-      <w:hyperlink w:history="1" r:id="rId06vzav9sgjhta98mdtix5">
+      <w:hyperlink w:history="1" r:id="rIdgthxcdb-seg_kgippiedt">
         <w:r>
           <w:rPr>
             <w:rStyle w:val="Hyperlink"/>
@@ -1763,7 +1763,7 @@
       <w:pPr>
         <w:spacing w:after="120"/>
       </w:pPr>
-      <w:hyperlink w:history="1" r:id="rIdz_cytfbtp67sndkoq748e">
+      <w:hyperlink w:history="1" r:id="rIdjidvpcjs1vtdoayy7xpek">
         <w:r>
           <w:rPr>
             <w:rStyle w:val="Hyperlink"/>

--- a/docs/Bloodstone-QUASAR-51-Percent-Defense-White-Paper.docx
+++ b/docs/Bloodstone-QUASAR-51-Percent-Defense-White-Paper.docx
@@ -1737,7 +1737,7 @@
       <w:pPr>
         <w:spacing w:after="120"/>
       </w:pPr>
-      <w:hyperlink w:history="1" r:id="rIdq3pao_vmgpqz1_4drkvln">
+      <w:hyperlink w:history="1" r:id="rIdlfyo1pqrj-8o89_iaj3bz">
         <w:r>
           <w:rPr>
             <w:rStyle w:val="Hyperlink"/>
@@ -1750,7 +1750,7 @@
       <w:pPr>
         <w:spacing w:after="120"/>
       </w:pPr>
-      <w:hyperlink w:history="1" r:id="rIdgthxcdb-seg_kgippiedt">
+      <w:hyperlink w:history="1" r:id="rIdbzij9fmvef9qzbzewir_c">
         <w:r>
           <w:rPr>
             <w:rStyle w:val="Hyperlink"/>
@@ -1763,7 +1763,7 @@
       <w:pPr>
         <w:spacing w:after="120"/>
       </w:pPr>
-      <w:hyperlink w:history="1" r:id="rIdjidvpcjs1vtdoayy7xpek">
+      <w:hyperlink w:history="1" r:id="rIdjewsocjkrrb1ys3cgpjn0">
         <w:r>
           <w:rPr>
             <w:rStyle w:val="Hyperlink"/>

--- a/docs/Bloodstone-QUASAR-51-Percent-Defense-White-Paper.docx
+++ b/docs/Bloodstone-QUASAR-51-Percent-Defense-White-Paper.docx
@@ -1737,7 +1737,7 @@
       <w:pPr>
         <w:spacing w:after="120"/>
       </w:pPr>
-      <w:hyperlink w:history="1" r:id="rIdlfyo1pqrj-8o89_iaj3bz">
+      <w:hyperlink w:history="1" r:id="rId6pa4_ux2ipb4cycnylpqd">
         <w:r>
           <w:rPr>
             <w:rStyle w:val="Hyperlink"/>
@@ -1750,7 +1750,7 @@
       <w:pPr>
         <w:spacing w:after="120"/>
       </w:pPr>
-      <w:hyperlink w:history="1" r:id="rIdbzij9fmvef9qzbzewir_c">
+      <w:hyperlink w:history="1" r:id="rIdbtfhthuv8by7g6j1fzlk3">
         <w:r>
           <w:rPr>
             <w:rStyle w:val="Hyperlink"/>
@@ -1763,7 +1763,7 @@
       <w:pPr>
         <w:spacing w:after="120"/>
       </w:pPr>
-      <w:hyperlink w:history="1" r:id="rIdjewsocjkrrb1ys3cgpjn0">
+      <w:hyperlink w:history="1" r:id="rIdknvzzvfpcnkldczh3funm">
         <w:r>
           <w:rPr>
             <w:rStyle w:val="Hyperlink"/>

--- a/docs/Bloodstone-QUASAR-51-Percent-Defense-White-Paper.docx
+++ b/docs/Bloodstone-QUASAR-51-Percent-Defense-White-Paper.docx
@@ -1737,7 +1737,7 @@
       <w:pPr>
         <w:spacing w:after="120"/>
       </w:pPr>
-      <w:hyperlink w:history="1" r:id="rId6pa4_ux2ipb4cycnylpqd">
+      <w:hyperlink w:history="1" r:id="rId2ahfqqfsntfyy5nwel9ag">
         <w:r>
           <w:rPr>
             <w:rStyle w:val="Hyperlink"/>
@@ -1750,7 +1750,7 @@
       <w:pPr>
         <w:spacing w:after="120"/>
       </w:pPr>
-      <w:hyperlink w:history="1" r:id="rIdbtfhthuv8by7g6j1fzlk3">
+      <w:hyperlink w:history="1" r:id="rIddi9flewz9tnq9apucuuyf">
         <w:r>
           <w:rPr>
             <w:rStyle w:val="Hyperlink"/>
@@ -1763,7 +1763,7 @@
       <w:pPr>
         <w:spacing w:after="120"/>
       </w:pPr>
-      <w:hyperlink w:history="1" r:id="rIdknvzzvfpcnkldczh3funm">
+      <w:hyperlink w:history="1" r:id="rId_cmocil1glyjkuns6aseu">
         <w:r>
           <w:rPr>
             <w:rStyle w:val="Hyperlink"/>

--- a/docs/Bloodstone-QUASAR-51-Percent-Defense-White-Paper.docx
+++ b/docs/Bloodstone-QUASAR-51-Percent-Defense-White-Paper.docx
@@ -1737,7 +1737,7 @@
       <w:pPr>
         <w:spacing w:after="120"/>
       </w:pPr>
-      <w:hyperlink w:history="1" r:id="rId2ahfqqfsntfyy5nwel9ag">
+      <w:hyperlink w:history="1" r:id="rId-jkgnnomss0mel5tivfug">
         <w:r>
           <w:rPr>
             <w:rStyle w:val="Hyperlink"/>
@@ -1750,7 +1750,7 @@
       <w:pPr>
         <w:spacing w:after="120"/>
       </w:pPr>
-      <w:hyperlink w:history="1" r:id="rIddi9flewz9tnq9apucuuyf">
+      <w:hyperlink w:history="1" r:id="rIdtt0yjk_rzilgz9xiqab_h">
         <w:r>
           <w:rPr>
             <w:rStyle w:val="Hyperlink"/>
@@ -1763,7 +1763,7 @@
       <w:pPr>
         <w:spacing w:after="120"/>
       </w:pPr>
-      <w:hyperlink w:history="1" r:id="rId_cmocil1glyjkuns6aseu">
+      <w:hyperlink w:history="1" r:id="rIdo0d8ooxvq8kiq8mxiwlkf">
         <w:r>
           <w:rPr>
             <w:rStyle w:val="Hyperlink"/>
